--- a/Daniil_Meshcheryakov/lab1/report.docx
+++ b/Daniil_Meshcheryakov/lab1/report.docx
@@ -31,7 +31,7 @@
         <w:rPr>
           <w:b w:val="0"/>
         </w:rPr>
-        <w:t>Преподаватель: Соболь Владимир Вячеславович (ИСУ 409594)</w:t>
+        <w:t>Преподаватель: Гусарова Наталия Федоровна</w:t>
       </w:r>
     </w:p>
     <w:p>
